--- a/downloads/templates/inbound-flow.docx
+++ b/downloads/templates/inbound-flow.docx
@@ -142,6 +142,42 @@
         <w:t xml:space="preserve">Caution: Asking the customer for an account number and never storing it.</w:t>
       </w:r>
     </w:p>
+    <w:p>
+      <w:r>
+        <w:rPr/>
+        <w:t xml:space="preserve">Sources and go deeper</w:t>
+      </w:r>
+    </w:p>
+    <w:p>
+      <w:r>
+        <w:rPr/>
+        <w:t xml:space="preserve">Use the flow designer in Connect Customer to create flows - Amazon Connect Customer (AWS docs) https://docs.aws.amazon.com/connect/latest/adminguide/create-contact-flow.html last checked 2026-10</w:t>
+      </w:r>
+    </w:p>
+    <w:p>
+      <w:r>
+        <w:rPr/>
+        <w:t xml:space="preserve">Flow block definitions in the flow designer in Connect Customer - Amazon Connect Customer (AWS docs) https://docs.aws.amazon.com/connect/latest/adminguide/contact-block-definitions.html last checked 2026-10</w:t>
+      </w:r>
+    </w:p>
+    <w:p>
+      <w:r>
+        <w:rPr/>
+        <w:t xml:space="preserve">Connect Customer Flow language - Amazon Connect (AWS docs) https://docs.aws.amazon.com/connect/latest/devguide/flow-language.html last checked 2026-10</w:t>
+      </w:r>
+    </w:p>
+    <w:p>
+      <w:r>
+        <w:rPr/>
+        <w:t xml:space="preserve">Troubleshoot contact flow errors in Amazon Connect | AWS re:Post (community) https://repost.aws/knowledge-center/connect-contact-flow-errors last checked 2026-10</w:t>
+      </w:r>
+    </w:p>
+    <w:p>
+      <w:r>
+        <w:rPr/>
+        <w:t xml:space="preserve">Interactive voice response - Wikipedia (Wikipedia) https://en.wikipedia.org/wiki/Interactive_voice_response last checked 2026-10</w:t>
+      </w:r>
+    </w:p>
   </w:body>
 </w:document>
 </file>
--- a/downloads/templates/inbound-flow.docx
+++ b/downloads/templates/inbound-flow.docx
@@ -13,7 +13,7 @@
     <w:p>
       <w:r>
         <w:rPr/>
-        <w:t xml:space="preserve">This is an independent, free, learning-only student project. It respects every company and vendor. Trademarks belong to their owners. It is not affiliated with or endorsed by Amazon Web Services, Cisco, Genesys, or any other company. If you have a concern, the page will be removed or corrected promptly through the contact form. Nothing here is sold. There are no ads. The author is happy to volunteer for any organization.</w:t>
+        <w:t xml:space="preserve">This is an independent, free, learning-only student project. It respects every company and vendor. Trademarks belong to their owners. It is not affiliated with or endorsed by Amazon Web Services, Cisco, Genesys, Salesforce, Twilio, or any other company. If you have a concern, the page will be removed or corrected promptly through the contact form. Nothing here is sold. There are no ads. The author is happy to volunteer for any organization.</w:t>
       </w:r>
     </w:p>
     <w:p>
